--- a/ResearchSense_FYP_Report.docx
+++ b/ResearchSense_FYP_Report.docx
@@ -409,7 +409,7 @@
           <w:b w:val="0"/>
           <w:i w:val="0"/>
         </w:rPr>
-        <w:t>Research is one of the core functions of a university, yet the record of that research is often scattered across faculty pages, external scholarly indexes, and personal profiles. ResearchSense is a web-based research information system built for the Imaginary Institution that brings this record into one clear, searchable place. It covers the computing faculty of the university's four teaching campuses, namely Islamabad (E-8), Islamabad (H-11), Karachi, and Lahore, with 225 researcher profiles and more than 675 real publications matched from the OpenAlex scholarly database.</w:t>
+        <w:t>Research is one of the core functions of a university, yet the record of that research is often scattered across faculty pages, external scholarly indexes, and personal profiles. ResearchSense is a web-based research information system built for Bahria University that brings this record into one clear, searchable place. It covers the faculty of every department across the university's four teaching campuses, namely Islamabad (E-8), Islamabad (H-11), Karachi, and Lahore, with 358 researcher profiles from 22 departments and more than 1,600 real publications matched from open scholarly databases including OpenAlex, Semantic Scholar, and Crossref.</w:t>
       </w:r>
     </w:p>
     <w:p>
@@ -419,7 +419,7 @@
           <w:b w:val="0"/>
           <w:i w:val="0"/>
         </w:rPr>
-        <w:t>The system offers researcher profiles, a filterable publication catalogue, research areas, funded projects, a collaboration finder that combines real co-authorship evidence with shared research topics, and an analytics dashboard of publication and citation trends. A faculty portal lets a researcher claim their profile with a verified ORCID identity, submit new publications, and upload papers. A grounded, retrieval-augmented research assistant answers plain-language questions strictly from the indexed records and the full text of uploaded papers; a retrieval confidence gate makes it decline rather than invent an answer.</w:t>
+        <w:t>The system offers researcher profiles, a filterable publication catalogue, research areas derived from each researcher's own published work, sample projects, a collaboration finder that combines real co-authorship evidence with shared research topics, and an analytics dashboard of publication and citation trends that also breaks output down by department and by international against domestic collaboration. A faculty portal lets a researcher claim their profile with a verified ORCID identity and submit new publications, which are held for administrator approval before they appear, as well as upload papers. A grounded, retrieval-augmented research assistant answers plain-language questions strictly from the indexed records and the full text of uploaded papers; when its records do not cover a question it says so and points the user to where to look, rather than inventing an answer.</w:t>
       </w:r>
     </w:p>
     <w:p>
@@ -2405,7 +2405,7 @@
           <w:rFonts w:ascii="Times New Roman" w:hAnsi="Times New Roman"/>
           <w:sz w:val="24"/>
         </w:rPr>
-        <w:t>Funded projects with status and funding details</w:t>
+        <w:t>Sample projects with their topic and lead researcher</w:t>
       </w:r>
       <w:r>
         <w:rPr>
@@ -3760,7 +3760,7 @@
           <w:b w:val="0"/>
           <w:i w:val="0"/>
         </w:rPr>
-        <w:t>Research is one of the main tasks of any university. Faculty members write papers, lead funded projects, and guide students into new areas of study. Over time this activity produces a large body of information: who works on which topic, what has been published, which projects received funding, and which researchers work together. When this information is easy to find, students can locate supervisors, researchers can find collaborators, and the university can present its research strength to the outside world.</w:t>
+        <w:t>Research is one of the main tasks of any university. Faculty members write papers, lead research projects, and guide students into new areas of study. Over time this activity produces a large body of information: who works on which topic, what has been published, which projects are under way, and which researchers work together. When this information is easy to find, students can locate supervisors, researchers can find collaborators, and the university can present its research strength to the outside world.</w:t>
       </w:r>
     </w:p>
     <w:p>
@@ -3770,7 +3770,7 @@
           <w:b w:val="0"/>
           <w:i w:val="0"/>
         </w:rPr>
-        <w:t>At present, the research record of the Imaginary Institution is hard to view as a whole. Faculty details sit on one set of pages, spread across separate campus directories. Publications are indexed in external scholarly databases under many name variants. Funded projects are recorded in internal documents. No single place connects a researcher to their papers, their topics, and their potential collaborators, and no tool answers a plain question such as “who works on computer vision at the Karachi campus?” without manual searching across several sites.</w:t>
+        <w:t>At present, the research record of the Bahria University is hard to view as a whole. Faculty details sit on one set of pages, spread across separate campus directories. Publications are indexed in external scholarly databases under many name variants. Funded projects are recorded in internal documents. No single place connects a researcher to their papers, their topics, and their potential collaborators, and no tool answers a plain question such as “who works on computer vision at the Karachi campus?” without manual searching across several sites.</w:t>
       </w:r>
     </w:p>
     <w:p>
@@ -3780,7 +3780,7 @@
           <w:b w:val="0"/>
           <w:i w:val="0"/>
         </w:rPr>
-        <w:t>ResearchSense is a research information system that solves this problem. It collects the profiles of the computing faculty of all four teaching campuses, their publications, the topics they work on, and their funded projects into one portal. On top of this record it adds search and filters, an analytics dashboard, a collaboration finder, a faculty portal for self-service updates, and a grounded conversational assistant that answers questions strictly from the indexed records. The system was built end to end as a Final Year Project and runs at zero cost using free and open-source services.</w:t>
+        <w:t>ResearchSense is a research information system that solves this problem. It collects the profiles of the faculty of every department across all four teaching campuses, their publications, the topics they work on, and their projects into one portal. On top of this record it adds search and filters, an analytics dashboard, a collaboration finder, a faculty portal for self-service updates, and a grounded conversational assistant that answers questions strictly from the indexed records. The system was built end to end as a Final Year Project and runs at zero cost using free and open-source services.</w:t>
       </w:r>
     </w:p>
     <w:p>
@@ -3867,7 +3867,7 @@
           <w:b w:val="0"/>
           <w:i w:val="0"/>
         </w:rPr>
-        <w:t>Build one web portal that shows researcher profiles, publications, research areas, and funded projects for every campus of the university.</w:t>
+        <w:t>Build one web portal that shows researcher profiles, publications, research areas, and sample projects for the whole university.</w:t>
       </w:r>
     </w:p>
     <w:p>
@@ -3985,7 +3985,7 @@
           <w:b w:val="0"/>
           <w:i w:val="0"/>
         </w:rPr>
-        <w:t>ResearchSense delivers a complete, working portal together with a grounded conversational assistant. The data for this version comes from the real computing-faculty directory of the university, scraped and cleaned into 225 researcher profiles, and from the OpenAlex scholarly database, from which more than 675 real publications were matched to those researchers with a field-overlap guard against same-name authors. Funded project records are clearly flagged sample data pending an official source.</w:t>
+        <w:t>ResearchSense delivers a complete, working portal together with a grounded conversational assistant. The data for this version comes from the real faculty directory of the university across every department, scraped and cleaned into 358 researcher profiles from 22 departments, and from open scholarly databases (OpenAlex, with Semantic Scholar and Crossref as further sources), from which more than 1,600 real publications were matched to those researchers with a field-overlap guard against same-name authors. Sample project records carry no funding figures and are clearly flagged as examples.</w:t>
       </w:r>
     </w:p>
     <w:p>
@@ -5241,7 +5241,7 @@
           <w:b w:val="0"/>
           <w:i w:val="0"/>
         </w:rPr>
-        <w:t>[6] Imaginary Institution. Faculty Directory. Available: imaginary.edu.pk</w:t>
+        <w:t>[6] Bahria University. Faculty Directory. Available: bahria.edu.pk</w:t>
       </w:r>
     </w:p>
     <w:p>
@@ -5477,7 +5477,7 @@
           <w:b w:val="0"/>
           <w:i w:val="0"/>
         </w:rPr>
-        <w:t>The system shall list funded projects with their status, dates, lead researcher, and funding details.</w:t>
+        <w:t>The system shall list sample projects with their lead researcher and topic, clearly marked as examples that carry no funding figures.</w:t>
       </w:r>
     </w:p>
     <w:p>
@@ -5854,7 +5854,7 @@
           <w:b w:val="0"/>
           <w:i w:val="0"/>
         </w:rPr>
-        <w:t>The visitor can search researchers and topics, browse the researcher directory with filters, open a full researcher profile, browse and filter publications, explore research areas, view funded projects, view the analytics dashboard, find collaborators for a chosen researcher, and ask the research assistant a question. The faculty member additionally claims their profile through ORCID verification, signs in, submits publications by DOI or by hand, uploads their own papers, and adds papers to the shared library. The administrator signs in separately, manages accounts, and triggers a refresh of the data and the assistant's index.</w:t>
+        <w:t>The visitor can search researchers and topics, browse the researcher directory with filters, open a full researcher profile, browse and filter publications, explore research areas, view sample projects, view the analytics dashboard, find collaborators for a chosen researcher, and ask the research assistant a question. The faculty member additionally claims their profile through ORCID verification, signs in, submits publications by DOI or by hand, uploads their own papers, and adds papers to the shared library. The administrator signs in separately, manages accounts, and triggers a refresh of the data and the assistant's index.</w:t>
       </w:r>
     </w:p>
     <w:p>
@@ -5932,7 +5932,7 @@
           <w:b w:val="0"/>
           <w:i w:val="0"/>
         </w:rPr>
-        <w:t>A separate part of the application layer supports the assistant. A retrieval component turns the research corpus and the text of indexed papers into searchable passages and finds the passages closest in meaning to a user's question. A generation component sends only those passages to a hosted language model with a strict context-only prompt, so the answer is grounded in the system's own records. External services, namely the OpenAlex scholarly database, the ORCID registry, and the Groq LLM API, are reached only from the service layer.</w:t>
+        <w:t>A separate part of the application layer supports the assistant. A retrieval component turns the research corpus and the text of indexed papers into searchable passages and finds the passages closest in meaning to a user's question. A generation component sends only those passages to a hosted language model with a strict context-only prompt, so the answer is grounded in the system's own records. External services, namely the OpenAlex, Semantic Scholar, and Crossref scholarly databases, the ORCID registry, and the Groq LLM API, are reached only from the service layer.</w:t>
       </w:r>
     </w:p>
     <w:p>
@@ -6025,7 +6025,7 @@
           <w:b w:val="0"/>
           <w:i w:val="0"/>
         </w:rPr>
-        <w:t>The design works within a few constraints. Publications are real and come from the OpenAlex scholarly database, matched to university-affiliated authors with a field-overlap guard, and supplemented by publications that faculty members submit themselves once authorship has been verified; the quality of the record is therefore bounded by the coverage of the public index. Funded project records remain flagged sample data until an official internal source is connected.</w:t>
+        <w:t>The design works within a few constraints. Publications are real and come from open scholarly databases including OpenAlex, Semantic Scholar, and Crossref, matched to university-affiliated authors with a field-overlap guard, and supplemented by publications that faculty members submit themselves once authorship has been verified; the quality of the record is therefore bounded by the coverage of the public index. Sample project records carry no funding figures and are clearly flagged as examples.</w:t>
       </w:r>
     </w:p>
     <w:p>
@@ -6484,7 +6484,7 @@
           <w:b w:val="0"/>
           <w:i w:val="0"/>
         </w:rPr>
-        <w:t>The interface follows the style of a clean university research portal, carrying the navy-and-gold identity of the Imaginary Institution. The screenshots below are captured from the running system. The home page (Figure 4.6) opens with a search area, live counts, featured researchers, and the list of research areas.</w:t>
+        <w:t>The interface follows the style of a clean university research portal, carrying the navy-and-gold identity of the Bahria University. The screenshots below are captured from the running system. The home page (Figure 4.6) opens with a search area, live counts, featured researchers, and the list of research areas.</w:t>
       </w:r>
     </w:p>
     <w:p>
@@ -6702,7 +6702,7 @@
           <w:b w:val="0"/>
           <w:i w:val="0"/>
         </w:rPr>
-        <w:t>The publications catalogue (Figure 4.9) supports search and year and topic filters, and every entry links to the paper itself and to the assistant. The research areas page (Figure 4.10) and the funded projects page (Figure 4.11) organise the record by topic and by grant.</w:t>
+        <w:t>The publications catalogue (Figure 4.9) supports search and year and topic filters, and every entry links to the paper itself and to the assistant. The research areas page (Figure 4.10) and the sample projects page (Figure 4.11) organise the record by topic.</w:t>
       </w:r>
     </w:p>
     <w:p>
@@ -6899,7 +6899,7 @@
         <w:rPr>
           <w:rFonts w:ascii="Times New Roman" w:hAnsi="Times New Roman"/>
         </w:rPr>
-        <w:t>Funded projects with status and funding details</w:t>
+        <w:t>Sample projects with their topic and lead researcher</w:t>
       </w:r>
       <w:bookmarkEnd w:id="40"/>
     </w:p>
@@ -7289,7 +7289,7 @@
           <w:b w:val="0"/>
           <w:i w:val="0"/>
         </w:rPr>
-        <w:t>Several outside services support the data pipeline and the assistant, as shown in Figure 4.17. Build-time scripts read the public faculty directory of the university to construct the researcher records, and query the OpenAlex scholarly database to collect real publications and open-access PDF links, with Semantic Scholar as a fallback source for paper files. At run time, the ORCID registry is consulted once per profile claim to verify identity, and the Groq LLM API is called by the generation step of the assistant with retrieved context only. All external calls are isolated in the service layer, so any of these providers can be replaced without touching the rest of the system.</w:t>
+        <w:t>Several outside services support the data pipeline and the assistant, as shown in Figure 4.17. Build-time scripts read the public faculty directory of the university to construct the researcher records, and query open scholarly databases (OpenAlex, Semantic Scholar, and Crossref) to collect real publications and open-access PDF links for paper files. At run time, the ORCID registry is consulted once per profile claim to verify identity, and the Groq LLM API is called by the generation step of the assistant with retrieved context only. All external calls are isolated in the service layer, so any of these providers can be replaced without touching the rest of the system.</w:t>
       </w:r>
     </w:p>
     <w:p>
